--- a/ЛР_4.2/Підготовка_до_захисту_ЛР_4.2.docx
+++ b/ЛР_4.2/Підготовка_до_захисту_ЛР_4.2.docx
@@ -8582,7 +8582,43 @@
         <w:jc w:val="both"/>
       </w:pPr>
       <w:r>
-        <w:t>Знову практично нулі; процес найдовший – 255 с. Мізерні відхилення видно тільки в збільшеному масштабі (рисунок 7).</w:t>
+        <w:t>Форма кривих – як на рисунку 6, але подивіться на осі: Z курсового лише до 0,69 м, ШК і ψ</w:t>
+      </w:r>
+      <w:r>
+        <w:rPr>
+          <w:vertAlign w:val="subscript"/>
+        </w:rPr>
+        <w:t>г</w:t>
+      </w:r>
+      <w:r>
+        <w:t xml:space="preserve"> – тисячні частки градуса, тобто приблизно в 3000 разів менше, ніж у 3.5. За формулою W</w:t>
+      </w:r>
+      <w:r>
+        <w:rPr>
+          <w:vertAlign w:val="subscript"/>
+        </w:rPr>
+        <w:t>z</w:t>
+      </w:r>
+      <w:r>
+        <w:t xml:space="preserve"> = W·sin(НВ − ψ</w:t>
+      </w:r>
+      <w:r>
+        <w:rPr>
+          <w:vertAlign w:val="subscript"/>
+        </w:rPr>
+        <w:t>г</w:t>
+      </w:r>
+      <w:r>
+        <w:t>) при НВ = 180° бічної складової немає, але програма ділить кут на 57,3 (а не точно 180/π), тому sin(180/57,3) = 0,00023 і W</w:t>
+      </w:r>
+      <w:r>
+        <w:rPr>
+          <w:vertAlign w:val="subscript"/>
+        </w:rPr>
+        <w:t>z</w:t>
+      </w:r>
+      <w:r>
+        <w:t xml:space="preserve"> ≈ 0,009 м/с – мізерний бічний вітер. Курсовий спосіб його не компенсує (Z до 0,69 м), шляховий і маршрутний – компенсують (Z – тисячні частки метра, рисунок 7). Процес найдовший – 255 с.</w:t>
       </w:r>
     </w:p>
     <w:p>
